--- a/data/outputs/v2/Maths/SS2.2_Area_of_Polygons/Mathematics_Area_of_Polygons_SummaryTable.docx
+++ b/data/outputs/v2/Maths/SS2.2_Area_of_Polygons/Mathematics_Area_of_Polygons_SummaryTable.docx
@@ -38,6 +38,177 @@
           <w:szCs w:val="22"/>
         </w:rPr>
         <w:t xml:space="preserve">Sub-Strand 2.2: Area of Polygons — Teacher Reference (Pre-filled)</w:t>
+      </w:r>
+    </w:p>
+    <w:p>
+      <w:pPr>
+        <w:spacing w:after="80" w:before="120"/>
+      </w:pPr>
+      <w:r>
+        <w:rPr>
+          <w:rFonts w:ascii="Arial" w:cs="Arial" w:eastAsia="Arial" w:hAnsi="Arial"/>
+          <w:b/>
+          <w:bCs/>
+          <w:color w:val="1F3864"/>
+          <w:sz w:val="20"/>
+          <w:szCs w:val="20"/>
+        </w:rPr>
+        <w:t xml:space="preserve">ATTRIBUTION AND LICENSING</w:t>
+      </w:r>
+    </w:p>
+    <w:p>
+      <w:pPr>
+        <w:spacing w:after="60" w:before="0"/>
+      </w:pPr>
+      <w:r>
+        <w:rPr>
+          <w:rFonts w:ascii="Arial" w:cs="Arial" w:eastAsia="Arial" w:hAnsi="Arial"/>
+          <w:b/>
+          <w:bCs/>
+          <w:sz w:val="17"/>
+          <w:szCs w:val="17"/>
+        </w:rPr>
+        <w:t xml:space="preserve">Curriculum Alignment: </w:t>
+      </w:r>
+      <w:r>
+        <w:rPr>
+          <w:rFonts w:ascii="Arial" w:cs="Arial" w:eastAsia="Arial" w:hAnsi="Arial"/>
+          <w:sz w:val="17"/>
+          <w:szCs w:val="17"/>
+        </w:rPr>
+        <w:t xml:space="preserve">Structured in pedagogical alignment with the competence-based curriculum format and learning outcomes established by the Kenya Institute of Curriculum Development (KICD). This material is independently developed and is not officially endorsed or published by KICD.</w:t>
+      </w:r>
+    </w:p>
+    <w:p>
+      <w:pPr>
+        <w:spacing w:after="60" w:before="0"/>
+      </w:pPr>
+      <w:r>
+        <w:rPr>
+          <w:rFonts w:ascii="Arial" w:cs="Arial" w:eastAsia="Arial" w:hAnsi="Arial"/>
+          <w:b/>
+          <w:bCs/>
+          <w:sz w:val="17"/>
+          <w:szCs w:val="17"/>
+        </w:rPr>
+        <w:t xml:space="preserve">Content &amp; Pedagogy: </w:t>
+      </w:r>
+      <w:r>
+        <w:rPr>
+          <w:rFonts w:ascii="Arial" w:cs="Arial" w:eastAsia="Arial" w:hAnsi="Arial"/>
+          <w:sz w:val="17"/>
+          <w:szCs w:val="17"/>
+        </w:rPr>
+        <w:t xml:space="preserve">Developed and adapted by the educator team at SeaVuria (registered 501(c)(3) in the United States and registered NGO in Kenya, No. 872-850A-BF11), who designed the pedagogical framework, lesson templates and exemplar lessons on which this material is based.</w:t>
+      </w:r>
+    </w:p>
+    <w:p>
+      <w:pPr>
+        <w:spacing w:after="60" w:before="0"/>
+      </w:pPr>
+      <w:r>
+        <w:rPr>
+          <w:rFonts w:ascii="Arial" w:cs="Arial" w:eastAsia="Arial" w:hAnsi="Arial"/>
+          <w:b/>
+          <w:bCs/>
+          <w:sz w:val="17"/>
+          <w:szCs w:val="17"/>
+        </w:rPr>
+        <w:t xml:space="preserve">Production &amp; Layout: </w:t>
+      </w:r>
+      <w:r>
+        <w:rPr>
+          <w:rFonts w:ascii="Arial" w:cs="Arial" w:eastAsia="Arial" w:hAnsi="Arial"/>
+          <w:sz w:val="17"/>
+          <w:szCs w:val="17"/>
+        </w:rPr>
+        <w:t xml:space="preserve">Educational design and curriculum sequencing by SeaVuria. Technical layout, structural formatting, and digital optimization/implementation executed in partnership with ARES Education (registered 501(c)(3) in the United States and Canada (as Afretech Aid) and registered NGO in Kenya), with lesson drafting and compilation assisted by AI (Claude, Anthropic).</w:t>
+      </w:r>
+    </w:p>
+    <w:p>
+      <w:pPr>
+        <w:pBdr>
+          <w:bottom w:val="single" w:color="1F3864" w:sz="6" w:space="6"/>
+        </w:pBdr>
+        <w:spacing w:after="60" w:before="0"/>
+      </w:pPr>
+      <w:r>
+        <w:rPr>
+          <w:rFonts w:ascii="Arial" w:cs="Arial" w:eastAsia="Arial" w:hAnsi="Arial"/>
+          <w:b/>
+          <w:bCs/>
+          <w:sz w:val="17"/>
+          <w:szCs w:val="17"/>
+        </w:rPr>
+        <w:t xml:space="preserve">Licensing &amp; Copyright: </w:t>
+      </w:r>
+      <w:r>
+        <w:rPr>
+          <w:rFonts w:ascii="Arial" w:cs="Arial" w:eastAsia="Arial" w:hAnsi="Arial"/>
+          <w:sz w:val="17"/>
+          <w:szCs w:val="17"/>
+        </w:rPr>
+        <w:t xml:space="preserve">© 2026 SeaVuria and ARES. This work is licensed under a </w:t>
+      </w:r>
+      <w:hyperlink w:history="1" r:id="rIdntgwrusrfzwxw2dmjbwr9">
+        <w:r>
+          <w:rPr>
+            <w:rFonts w:ascii="Arial" w:cs="Arial" w:eastAsia="Arial" w:hAnsi="Arial"/>
+            <w:color w:val="1F6B75"/>
+            <w:sz w:val="17"/>
+            <w:szCs w:val="17"/>
+            <w:u w:val="single" w:color="1F6B75"/>
+          </w:rPr>
+          <w:t xml:space="preserve">Creative Commons Attribution-NonCommercial 4.0 International License</w:t>
+        </w:r>
+      </w:hyperlink>
+      <w:r>
+        <w:rPr>
+          <w:rFonts w:ascii="Arial" w:cs="Arial" w:eastAsia="Arial" w:hAnsi="Arial"/>
+          <w:sz w:val="17"/>
+          <w:szCs w:val="17"/>
+        </w:rPr>
+        <w:t xml:space="preserve"> (</w:t>
+      </w:r>
+      <w:hyperlink w:history="1" r:id="rIdaszcwemq7b4x4b50cxj7h">
+        <w:r>
+          <w:rPr>
+            <w:rFonts w:ascii="Arial" w:cs="Arial" w:eastAsia="Arial" w:hAnsi="Arial"/>
+            <w:color w:val="1F6B75"/>
+            <w:sz w:val="17"/>
+            <w:szCs w:val="17"/>
+            <w:u w:val="single" w:color="1F6B75"/>
+          </w:rPr>
+          <w:t xml:space="preserve">CC BY-NC 4.0</w:t>
+        </w:r>
+      </w:hyperlink>
+      <w:r>
+        <w:rPr>
+          <w:rFonts w:ascii="Arial" w:cs="Arial" w:eastAsia="Arial" w:hAnsi="Arial"/>
+          <w:sz w:val="17"/>
+          <w:szCs w:val="17"/>
+        </w:rPr>
+        <w:t xml:space="preserve">). To view a copy of this license, visit </w:t>
+      </w:r>
+      <w:hyperlink w:history="1" r:id="rIdn36f5lfzikbhng6ol0zhj">
+        <w:r>
+          <w:rPr>
+            <w:rFonts w:ascii="Arial" w:cs="Arial" w:eastAsia="Arial" w:hAnsi="Arial"/>
+            <w:color w:val="1F6B75"/>
+            <w:sz w:val="17"/>
+            <w:szCs w:val="17"/>
+            <w:u w:val="single" w:color="1F6B75"/>
+          </w:rPr>
+          <w:t xml:space="preserve">https://creativecommons.org/licenses/by-nc/4.0/</w:t>
+        </w:r>
+      </w:hyperlink>
+      <w:r>
+        <w:rPr>
+          <w:rFonts w:ascii="Arial" w:cs="Arial" w:eastAsia="Arial" w:hAnsi="Arial"/>
+          <w:sz w:val="17"/>
+          <w:szCs w:val="17"/>
+        </w:rPr>
+        <w:t xml:space="preserve">. You are free to copy, redistribute, and adapt this material in any medium or format, provided appropriate credit is given and the material is not used for commercial purposes. KICD learning outcomes and curriculum designations reproduced here for alignment purposes remain the property of KICD and are not covered by this license. Linked external resources (e.g. CK-12, Khan Academy, PhET) are subject to their own licenses.</w:t>
       </w:r>
     </w:p>
     <w:p>

--- a/data/outputs/v2/Maths/SS2.2_Area_of_Polygons/Mathematics_Area_of_Polygons_SummaryTable.docx
+++ b/data/outputs/v2/Maths/SS2.2_Area_of_Polygons/Mathematics_Area_of_Polygons_SummaryTable.docx
@@ -38,177 +38,6 @@
           <w:szCs w:val="22"/>
         </w:rPr>
         <w:t xml:space="preserve">Sub-Strand 2.2: Area of Polygons — Teacher Reference (Pre-filled)</w:t>
-      </w:r>
-    </w:p>
-    <w:p>
-      <w:pPr>
-        <w:spacing w:after="80" w:before="120"/>
-      </w:pPr>
-      <w:r>
-        <w:rPr>
-          <w:rFonts w:ascii="Arial" w:cs="Arial" w:eastAsia="Arial" w:hAnsi="Arial"/>
-          <w:b/>
-          <w:bCs/>
-          <w:color w:val="1F3864"/>
-          <w:sz w:val="20"/>
-          <w:szCs w:val="20"/>
-        </w:rPr>
-        <w:t xml:space="preserve">ATTRIBUTION AND LICENSING</w:t>
-      </w:r>
-    </w:p>
-    <w:p>
-      <w:pPr>
-        <w:spacing w:after="60" w:before="0"/>
-      </w:pPr>
-      <w:r>
-        <w:rPr>
-          <w:rFonts w:ascii="Arial" w:cs="Arial" w:eastAsia="Arial" w:hAnsi="Arial"/>
-          <w:b/>
-          <w:bCs/>
-          <w:sz w:val="17"/>
-          <w:szCs w:val="17"/>
-        </w:rPr>
-        <w:t xml:space="preserve">Curriculum Alignment: </w:t>
-      </w:r>
-      <w:r>
-        <w:rPr>
-          <w:rFonts w:ascii="Arial" w:cs="Arial" w:eastAsia="Arial" w:hAnsi="Arial"/>
-          <w:sz w:val="17"/>
-          <w:szCs w:val="17"/>
-        </w:rPr>
-        <w:t xml:space="preserve">Structured in pedagogical alignment with the competence-based curriculum format and learning outcomes established by the Kenya Institute of Curriculum Development (KICD). This material is independently developed and is not officially endorsed or published by KICD.</w:t>
-      </w:r>
-    </w:p>
-    <w:p>
-      <w:pPr>
-        <w:spacing w:after="60" w:before="0"/>
-      </w:pPr>
-      <w:r>
-        <w:rPr>
-          <w:rFonts w:ascii="Arial" w:cs="Arial" w:eastAsia="Arial" w:hAnsi="Arial"/>
-          <w:b/>
-          <w:bCs/>
-          <w:sz w:val="17"/>
-          <w:szCs w:val="17"/>
-        </w:rPr>
-        <w:t xml:space="preserve">Content &amp; Pedagogy: </w:t>
-      </w:r>
-      <w:r>
-        <w:rPr>
-          <w:rFonts w:ascii="Arial" w:cs="Arial" w:eastAsia="Arial" w:hAnsi="Arial"/>
-          <w:sz w:val="17"/>
-          <w:szCs w:val="17"/>
-        </w:rPr>
-        <w:t xml:space="preserve">Developed and adapted by the educator team at SeaVuria (registered 501(c)(3) in the United States and registered NGO in Kenya, No. 872-850A-BF11), who designed the pedagogical framework, lesson templates and exemplar lessons on which this material is based.</w:t>
-      </w:r>
-    </w:p>
-    <w:p>
-      <w:pPr>
-        <w:spacing w:after="60" w:before="0"/>
-      </w:pPr>
-      <w:r>
-        <w:rPr>
-          <w:rFonts w:ascii="Arial" w:cs="Arial" w:eastAsia="Arial" w:hAnsi="Arial"/>
-          <w:b/>
-          <w:bCs/>
-          <w:sz w:val="17"/>
-          <w:szCs w:val="17"/>
-        </w:rPr>
-        <w:t xml:space="preserve">Production &amp; Layout: </w:t>
-      </w:r>
-      <w:r>
-        <w:rPr>
-          <w:rFonts w:ascii="Arial" w:cs="Arial" w:eastAsia="Arial" w:hAnsi="Arial"/>
-          <w:sz w:val="17"/>
-          <w:szCs w:val="17"/>
-        </w:rPr>
-        <w:t xml:space="preserve">Educational design and curriculum sequencing by SeaVuria. Technical layout, structural formatting, and digital optimization/implementation executed in partnership with ARES Education (registered 501(c)(3) in the United States and Canada (as Afretech Aid) and registered NGO in Kenya), with lesson drafting and compilation assisted by AI (Claude, Anthropic).</w:t>
-      </w:r>
-    </w:p>
-    <w:p>
-      <w:pPr>
-        <w:pBdr>
-          <w:bottom w:val="single" w:color="1F3864" w:sz="6" w:space="6"/>
-        </w:pBdr>
-        <w:spacing w:after="60" w:before="0"/>
-      </w:pPr>
-      <w:r>
-        <w:rPr>
-          <w:rFonts w:ascii="Arial" w:cs="Arial" w:eastAsia="Arial" w:hAnsi="Arial"/>
-          <w:b/>
-          <w:bCs/>
-          <w:sz w:val="17"/>
-          <w:szCs w:val="17"/>
-        </w:rPr>
-        <w:t xml:space="preserve">Licensing &amp; Copyright: </w:t>
-      </w:r>
-      <w:r>
-        <w:rPr>
-          <w:rFonts w:ascii="Arial" w:cs="Arial" w:eastAsia="Arial" w:hAnsi="Arial"/>
-          <w:sz w:val="17"/>
-          <w:szCs w:val="17"/>
-        </w:rPr>
-        <w:t xml:space="preserve">© 2026 SeaVuria and ARES. This work is licensed under a </w:t>
-      </w:r>
-      <w:hyperlink w:history="1" r:id="rIdntgwrusrfzwxw2dmjbwr9">
-        <w:r>
-          <w:rPr>
-            <w:rFonts w:ascii="Arial" w:cs="Arial" w:eastAsia="Arial" w:hAnsi="Arial"/>
-            <w:color w:val="1F6B75"/>
-            <w:sz w:val="17"/>
-            <w:szCs w:val="17"/>
-            <w:u w:val="single" w:color="1F6B75"/>
-          </w:rPr>
-          <w:t xml:space="preserve">Creative Commons Attribution-NonCommercial 4.0 International License</w:t>
-        </w:r>
-      </w:hyperlink>
-      <w:r>
-        <w:rPr>
-          <w:rFonts w:ascii="Arial" w:cs="Arial" w:eastAsia="Arial" w:hAnsi="Arial"/>
-          <w:sz w:val="17"/>
-          <w:szCs w:val="17"/>
-        </w:rPr>
-        <w:t xml:space="preserve"> (</w:t>
-      </w:r>
-      <w:hyperlink w:history="1" r:id="rIdaszcwemq7b4x4b50cxj7h">
-        <w:r>
-          <w:rPr>
-            <w:rFonts w:ascii="Arial" w:cs="Arial" w:eastAsia="Arial" w:hAnsi="Arial"/>
-            <w:color w:val="1F6B75"/>
-            <w:sz w:val="17"/>
-            <w:szCs w:val="17"/>
-            <w:u w:val="single" w:color="1F6B75"/>
-          </w:rPr>
-          <w:t xml:space="preserve">CC BY-NC 4.0</w:t>
-        </w:r>
-      </w:hyperlink>
-      <w:r>
-        <w:rPr>
-          <w:rFonts w:ascii="Arial" w:cs="Arial" w:eastAsia="Arial" w:hAnsi="Arial"/>
-          <w:sz w:val="17"/>
-          <w:szCs w:val="17"/>
-        </w:rPr>
-        <w:t xml:space="preserve">). To view a copy of this license, visit </w:t>
-      </w:r>
-      <w:hyperlink w:history="1" r:id="rIdn36f5lfzikbhng6ol0zhj">
-        <w:r>
-          <w:rPr>
-            <w:rFonts w:ascii="Arial" w:cs="Arial" w:eastAsia="Arial" w:hAnsi="Arial"/>
-            <w:color w:val="1F6B75"/>
-            <w:sz w:val="17"/>
-            <w:szCs w:val="17"/>
-            <w:u w:val="single" w:color="1F6B75"/>
-          </w:rPr>
-          <w:t xml:space="preserve">https://creativecommons.org/licenses/by-nc/4.0/</w:t>
-        </w:r>
-      </w:hyperlink>
-      <w:r>
-        <w:rPr>
-          <w:rFonts w:ascii="Arial" w:cs="Arial" w:eastAsia="Arial" w:hAnsi="Arial"/>
-          <w:sz w:val="17"/>
-          <w:szCs w:val="17"/>
-        </w:rPr>
-        <w:t xml:space="preserve">. You are free to copy, redistribute, and adapt this material in any medium or format, provided appropriate credit is given and the material is not used for commercial purposes. KICD learning outcomes and curriculum designations reproduced here for alignment purposes remain the property of KICD and are not covered by this license. Linked external resources (e.g. CK-12, Khan Academy, PhET) are subject to their own licenses.</w:t>
       </w:r>
     </w:p>
     <w:p>
@@ -1848,6 +1677,185 @@
         </w:tc>
       </w:tr>
     </w:tbl>
+    <w:p>
+      <w:pPr>
+        <w:spacing w:after="120"/>
+      </w:pPr>
+      <w:r>
+        <w:t xml:space="preserve"/>
+      </w:r>
+    </w:p>
+    <w:p>
+      <w:pPr>
+        <w:spacing w:after="80" w:before="120"/>
+      </w:pPr>
+      <w:r>
+        <w:rPr>
+          <w:rFonts w:ascii="Arial" w:cs="Arial" w:eastAsia="Arial" w:hAnsi="Arial"/>
+          <w:b/>
+          <w:bCs/>
+          <w:color w:val="1F3864"/>
+          <w:sz w:val="20"/>
+          <w:szCs w:val="20"/>
+        </w:rPr>
+        <w:t xml:space="preserve">ATTRIBUTION AND LICENSING</w:t>
+      </w:r>
+    </w:p>
+    <w:p>
+      <w:pPr>
+        <w:spacing w:after="60" w:before="0"/>
+      </w:pPr>
+      <w:r>
+        <w:rPr>
+          <w:rFonts w:ascii="Arial" w:cs="Arial" w:eastAsia="Arial" w:hAnsi="Arial"/>
+          <w:b/>
+          <w:bCs/>
+          <w:sz w:val="17"/>
+          <w:szCs w:val="17"/>
+        </w:rPr>
+        <w:t xml:space="preserve">Curriculum Alignment: </w:t>
+      </w:r>
+      <w:r>
+        <w:rPr>
+          <w:rFonts w:ascii="Arial" w:cs="Arial" w:eastAsia="Arial" w:hAnsi="Arial"/>
+          <w:sz w:val="17"/>
+          <w:szCs w:val="17"/>
+        </w:rPr>
+        <w:t xml:space="preserve">Structured in pedagogical alignment with the competence-based curriculum format and learning outcomes established by the Kenya Institute of Curriculum Development (KICD). This material is independently developed and is not officially endorsed or published by KICD.</w:t>
+      </w:r>
+    </w:p>
+    <w:p>
+      <w:pPr>
+        <w:spacing w:after="60" w:before="0"/>
+      </w:pPr>
+      <w:r>
+        <w:rPr>
+          <w:rFonts w:ascii="Arial" w:cs="Arial" w:eastAsia="Arial" w:hAnsi="Arial"/>
+          <w:b/>
+          <w:bCs/>
+          <w:sz w:val="17"/>
+          <w:szCs w:val="17"/>
+        </w:rPr>
+        <w:t xml:space="preserve">Content &amp; Pedagogy: </w:t>
+      </w:r>
+      <w:r>
+        <w:rPr>
+          <w:rFonts w:ascii="Arial" w:cs="Arial" w:eastAsia="Arial" w:hAnsi="Arial"/>
+          <w:sz w:val="17"/>
+          <w:szCs w:val="17"/>
+        </w:rPr>
+        <w:t xml:space="preserve">Developed and adapted by the educator team at SeaVuria (registered 501(c)(3) in the United States and registered NGO in Kenya, No. 872-850A-BF11), who designed the pedagogical framework, lesson templates and exemplar lessons on which this material is based.</w:t>
+      </w:r>
+    </w:p>
+    <w:p>
+      <w:pPr>
+        <w:spacing w:after="60" w:before="0"/>
+      </w:pPr>
+      <w:r>
+        <w:rPr>
+          <w:rFonts w:ascii="Arial" w:cs="Arial" w:eastAsia="Arial" w:hAnsi="Arial"/>
+          <w:b/>
+          <w:bCs/>
+          <w:sz w:val="17"/>
+          <w:szCs w:val="17"/>
+        </w:rPr>
+        <w:t xml:space="preserve">Production &amp; Layout: </w:t>
+      </w:r>
+      <w:r>
+        <w:rPr>
+          <w:rFonts w:ascii="Arial" w:cs="Arial" w:eastAsia="Arial" w:hAnsi="Arial"/>
+          <w:sz w:val="17"/>
+          <w:szCs w:val="17"/>
+        </w:rPr>
+        <w:t xml:space="preserve">Educational design and curriculum sequencing by SeaVuria. Technical layout, structural formatting, and digital optimization/implementation executed in partnership with ARES Education (registered 501(c)(3) in the United States and Canada (as Afretech Aid) and registered NGO in Kenya), with lesson drafting and compilation assisted by AI (Claude, Anthropic).</w:t>
+      </w:r>
+    </w:p>
+    <w:p>
+      <w:pPr>
+        <w:pBdr>
+          <w:bottom w:val="single" w:color="1F3864" w:sz="6" w:space="6"/>
+        </w:pBdr>
+        <w:spacing w:after="60" w:before="0"/>
+      </w:pPr>
+      <w:r>
+        <w:rPr>
+          <w:rFonts w:ascii="Arial" w:cs="Arial" w:eastAsia="Arial" w:hAnsi="Arial"/>
+          <w:b/>
+          <w:bCs/>
+          <w:sz w:val="17"/>
+          <w:szCs w:val="17"/>
+        </w:rPr>
+        <w:t xml:space="preserve">Licensing &amp; Copyright: </w:t>
+      </w:r>
+      <w:r>
+        <w:rPr>
+          <w:rFonts w:ascii="Arial" w:cs="Arial" w:eastAsia="Arial" w:hAnsi="Arial"/>
+          <w:sz w:val="17"/>
+          <w:szCs w:val="17"/>
+        </w:rPr>
+        <w:t xml:space="preserve">© 2026 SeaVuria and ARES. This work is licensed under a </w:t>
+      </w:r>
+      <w:hyperlink w:history="1" r:id="rId3dhj3g9maswrwpgb7xrla">
+        <w:r>
+          <w:rPr>
+            <w:rFonts w:ascii="Arial" w:cs="Arial" w:eastAsia="Arial" w:hAnsi="Arial"/>
+            <w:color w:val="1F6B75"/>
+            <w:sz w:val="17"/>
+            <w:szCs w:val="17"/>
+            <w:u w:val="single" w:color="1F6B75"/>
+          </w:rPr>
+          <w:t xml:space="preserve">Creative Commons Attribution-NonCommercial 4.0 International License</w:t>
+        </w:r>
+      </w:hyperlink>
+      <w:r>
+        <w:rPr>
+          <w:rFonts w:ascii="Arial" w:cs="Arial" w:eastAsia="Arial" w:hAnsi="Arial"/>
+          <w:sz w:val="17"/>
+          <w:szCs w:val="17"/>
+        </w:rPr>
+        <w:t xml:space="preserve"> (</w:t>
+      </w:r>
+      <w:hyperlink w:history="1" r:id="rIdetpnbpw7nglamykmoichg">
+        <w:r>
+          <w:rPr>
+            <w:rFonts w:ascii="Arial" w:cs="Arial" w:eastAsia="Arial" w:hAnsi="Arial"/>
+            <w:color w:val="1F6B75"/>
+            <w:sz w:val="17"/>
+            <w:szCs w:val="17"/>
+            <w:u w:val="single" w:color="1F6B75"/>
+          </w:rPr>
+          <w:t xml:space="preserve">CC BY-NC 4.0</w:t>
+        </w:r>
+      </w:hyperlink>
+      <w:r>
+        <w:rPr>
+          <w:rFonts w:ascii="Arial" w:cs="Arial" w:eastAsia="Arial" w:hAnsi="Arial"/>
+          <w:sz w:val="17"/>
+          <w:szCs w:val="17"/>
+        </w:rPr>
+        <w:t xml:space="preserve">). To view a copy of this license, visit </w:t>
+      </w:r>
+      <w:hyperlink w:history="1" r:id="rIdimzy-pavqj-jw-0gvpzae">
+        <w:r>
+          <w:rPr>
+            <w:rFonts w:ascii="Arial" w:cs="Arial" w:eastAsia="Arial" w:hAnsi="Arial"/>
+            <w:color w:val="1F6B75"/>
+            <w:sz w:val="17"/>
+            <w:szCs w:val="17"/>
+            <w:u w:val="single" w:color="1F6B75"/>
+          </w:rPr>
+          <w:t xml:space="preserve">https://creativecommons.org/licenses/by-nc/4.0/</w:t>
+        </w:r>
+      </w:hyperlink>
+      <w:r>
+        <w:rPr>
+          <w:rFonts w:ascii="Arial" w:cs="Arial" w:eastAsia="Arial" w:hAnsi="Arial"/>
+          <w:sz w:val="17"/>
+          <w:szCs w:val="17"/>
+        </w:rPr>
+        <w:t xml:space="preserve">. You are free to copy, redistribute, and adapt this material in any medium or format, provided appropriate credit is given and the material is not used for commercial purposes. KICD learning outcomes and curriculum designations reproduced here for alignment purposes remain the property of KICD and are not covered by this license. Linked external resources (e.g. CK-12, Khan Academy, PhET) are subject to their own licenses.</w:t>
+      </w:r>
+    </w:p>
     <w:sectPr>
       <w:pgSz w:w="15840" w:h="12240" w:orient="landscape"/>
       <w:pgMar w:top="1080" w:right="1080" w:bottom="1080" w:left="1080" w:header="708" w:footer="708" w:gutter="0"/>

--- a/data/outputs/v2/Maths/SS2.2_Area_of_Polygons/Mathematics_Area_of_Polygons_SummaryTable.docx
+++ b/data/outputs/v2/Maths/SS2.2_Area_of_Polygons/Mathematics_Area_of_Polygons_SummaryTable.docx
@@ -564,7 +564,7 @@
                 <w:sz w:val="18"/>
                 <w:szCs w:val="18"/>
               </w:rPr>
-              <w:t xml:space="preserve">Learners examined a sketch of an irregularly shaped farm plot (shamba) in Nakuru and noted that its boundary cannot be measured with a single rectangle or square. They observed that the plot could be roughly divided into triangular sections, prompting the question of how to find the area of each triangle accurately. Physical manipulation of cut-out triangles (formed by halving rectangles) provided concrete evidence that every triangle occupies exactly half the area of its enclosing rectangle.</w:t>
+              <w:t xml:space="preserve">Learners observed a sketch of an irregular five-sided shamba in Nakuru County with five unequal side lengths and no perpendicular heights marked. They observed three triangles on squared paper — one with an easy right-angle height, one with a drawn perpendicular height, and one with NO height drawn — and used counting and the formula Area = ½ × base × height to find each triangle's area.</w:t>
             </w:r>
           </w:p>
         </w:tc>
@@ -596,7 +596,7 @@
                 <w:sz w:val="18"/>
                 <w:szCs w:val="18"/>
               </w:rPr>
-              <w:t xml:space="preserve">The area of any triangle is calculated using A = ½ × base × height, where the HEIGHT must be the perpendicular (vertical) distance from the base to the opposite vertex — NOT the length of a slanted side. Learners re-established this foundational formula as the non-negotiable entry point for all polygon area work in this sub-strand. Pedagogical note: Expect common prior misconceptions — many learners will initially use a slant side as the 'height'; use targeted cold-calling to surface and correct this before proceeding.</w:t>
+              <w:t xml:space="preserve">Learners (re)established that the formula for the area of a triangle is Area = ½ × base × height, and that the height MUST be the perpendicular distance from the base to the opposite vertex. They learned that when a triangle is drawn in a non-right-angle orientation, the perpendicular height must be constructed — it is not the same as any side length. They connected this requirement directly to the surveyor's problem: the shamba cannot be measured with this formula alone because no perpendicular heights are accessible.</w:t>
             </w:r>
           </w:p>
         </w:tc>
@@ -628,7 +628,7 @@
                 <w:sz w:val="18"/>
                 <w:szCs w:val="18"/>
               </w:rPr>
-              <w:t xml:space="preserve">The perpendicular height is essential because it represents the true vertical span of the triangle. When a triangle is 'leaned over' (obtuse or scalene), the slant side is longer than the true height, so using it would overestimate the area. Teachers should reinforce this by having learners measure both the slant side and the true perpendicular height on the same triangle and compare the two area calculations. Connect back to the driving question: a Nakuru land surveyor must always identify the correct height before applying any triangle area formula.</w:t>
+              <w:t xml:space="preserve">Learners explained (in groups and in their individual Growing Model) that Surveyor Wanjiku cannot directly apply the formula Area = ½ × base × height to the triangles in the shamba because the perpendicular heights are not measurable on uneven ground with maize crops. They articulated this as a precise knowledge gap: to calculate the area of an irregular polygon by decomposing it into triangles, a method for finding triangle area WITHOUT a perpendicular height is needed. This gap launches the unit's investigation into Heron's formula and the sine area rule.</w:t>
             </w:r>
           </w:p>
         </w:tc>
@@ -713,7 +713,7 @@
                 <w:sz w:val="18"/>
                 <w:szCs w:val="18"/>
               </w:rPr>
-              <w:t xml:space="preserve">Learners observed a scenario in which a surveyor in Nakuru can measure two boundary fence lines (sides a and b) meeting at a corner peg, and can read the angle between them with a theodolite, but cannot physically measure the perpendicular height because crops or terrain block access. A geometric diagram showed how the perpendicular height h can be expressed as h = b sin θ, linking the familiar ½ × base × height formula to the new sine-based formula.</w:t>
+              <w:t xml:space="preserve">Learners observed a scale diagram of a triangular corner of the Nakuru shamba (AB = 120 m, AC = 95 m, angle A = 68°) where a seasonal stream blocked direct measurement of the perpendicular height. They followed a step-by-step derivation showing how the perpendicular height h can be expressed as h = c sin A using trigonometry, transforming the standard formula into A = ½ab sin θ. They also observed that in Problem 2, a small included angle (30°) produced a surprisingly small area — smaller than a nearby rectangle — even with sides of 60 m and 90 m.</w:t>
             </w:r>
           </w:p>
         </w:tc>
@@ -745,7 +745,7 @@
                 <w:sz w:val="18"/>
                 <w:szCs w:val="18"/>
               </w:rPr>
-              <w:t xml:space="preserve">When the perpendicular height is not directly measurable but two sides and the included angle are known, the area of a triangle can be calculated using A = ½ab sin θ (equivalently written as ½ab sinC). This formula is derived directly from A = ½ × base × height by substituting h = b sinC. Learners must identify the INCLUDED angle — the angle sandwiched between the two known sides — to apply this formula correctly. Pedagogical note: Insist learners label which angle is 'included' before substituting values; mislabelling is the most frequent error at this stage.</w:t>
+              <w:t xml:space="preserve">Learners learned that when the perpendicular height of a triangle is not directly measurable but two sides and the included angle are known, the area can be calculated exactly using A = ½ab sin θ. They learned that the angle in this formula must be the included angle — the angle formed between the two known sides — and that the size of this angle critically determines the area. They also learned that this formula is derived directly from the standard ½ × base × height formula using the trigonometric identity h = b sin θ, meaning no new mathematics is invented — only existing tools are combined in a new way.</w:t>
             </w:r>
           </w:p>
         </w:tc>
@@ -777,7 +777,7 @@
                 <w:sz w:val="18"/>
                 <w:szCs w:val="18"/>
               </w:rPr>
-              <w:t xml:space="preserve">The sine of the included angle acts as a scaling factor that converts the slant side into the equivalent perpendicular height. Because sin 90° = 1, when the angle is a right angle the formula reduces to the familiar ½ × base × height, confirming consistency. Teachers should demonstrate this limiting case explicitly. Connect to the driving question: a surveyor who can measure two fence lengths and the angle at a corner peg now has everything needed to find the triangle's area — no perpendicular tape measure required.</w:t>
+              <w:t xml:space="preserve">Learners explained that the Nakuru surveyor can now calculate the area of any triangular section of the five-sided shamba where two side lengths and the included angle are recorded in her field notes, even if she could not physically measure the height due to the stream. They explained why the assistant in Problem 2 was wrong — longer sides do not guarantee a larger area if the included angle is small. They updated their cumulative shamba model by shading and labelling Triangle ABC (area ≈ 5 290 m²) and articulated that the sine formula is the first of multiple tools needed to decompose and solve the entire irregular polygon.</w:t>
             </w:r>
           </w:p>
         </w:tc>
@@ -862,7 +862,7 @@
                 <w:sz w:val="18"/>
                 <w:szCs w:val="18"/>
               </w:rPr>
-              <w:t xml:space="preserve">Learners worked through a series of graded practice problems set in Kenyan contexts — a triangular maize plot near Eldoret, a triangular fishing ground on Lake Victoria, and a triangular tea estate parcel in Kericho. In each case, two sides and the included angle were provided. Learners observed how changing the included angle (while keeping the two sides fixed) dramatically changes the computed area, reinforcing that the angle is as important as the side lengths.</w:t>
+              <w:t xml:space="preserve">Learners watched a narrated video showing a builder in Eldoret and a fisherman on Lake Victoria each calculate a triangle's area using the sine formula when no perpendicular height was available. They recorded structured observation notes for both examples.</w:t>
             </w:r>
           </w:p>
         </w:tc>
@@ -894,7 +894,7 @@
                 <w:sz w:val="18"/>
                 <w:szCs w:val="18"/>
               </w:rPr>
-              <w:t xml:space="preserve">Learners consolidated fluency with A = ½ab sinC through varied application. Key procedural steps are: (1) identify the two known sides; (2) confirm the angle given is the INCLUDED angle between those two sides; (3) substitute into the formula; (4) evaluate sin of the angle using a calculator or trigonometric tables; (5) round to appropriate significant figures and attach correct units (m², ha, acres). Learners also learned that if the given angle is obtuse, sin θ is still positive, so the formula works without modification. Pedagogical note: Provide a structured worked-example template on the board and require learners to mirror that layout in their exercise books.</w:t>
+              <w:t xml:space="preserve">Learners learned that when two sides and the included angle of a triangle are known, the area can be calculated using A = ½ab sinC, because the perpendicular height can be expressed as h = a sinC. They practised selecting between this formula and ½bh based on what information is given.</w:t>
             </w:r>
           </w:p>
         </w:tc>
@@ -926,7 +926,7 @@
                 <w:sz w:val="18"/>
                 <w:szCs w:val="18"/>
               </w:rPr>
-              <w:t xml:space="preserve">Consistent procedural layout prevents sign errors and unit omissions, which are the two most penalised mistakes in KCSE examinations. The reason the formula works for obtuse angles is that sin θ = sin(180° − θ), so both an acute angle and its obtuse supplement yield the same sine value — and therefore the same area — confirming that a triangle and its 'mirror' have equal areas. Teachers should briefly address this to deepen understanding. Connect to the driving question: with this skill, a surveyor can handle any triangular sub-plot of the Nakuru shamba where a direct height measurement is impossible.</w:t>
+              <w:t xml:space="preserve">Learners explained their formula selections in writing and connected the sine formula to the Nakuru surveyor's situation — she can now calculate the area of any triangle within the shamba where she has measured two boundary sides and the angle between them, bringing her one step closer to finding the total area of the five-sided plot.</w:t>
             </w:r>
           </w:p>
         </w:tc>
@@ -1011,7 +1011,7 @@
                 <w:sz w:val="18"/>
                 <w:szCs w:val="18"/>
               </w:rPr>
-              <w:t xml:space="preserve">Learners were presented with a triangular plot for which only the three boundary lengths (a, b, c) are known — no angles, no perpendicular height. They observed that neither A = ½bh nor A = ½ab sinC can be applied directly without additional information. A historical note on Heron of Alexandria was connected to the fact that Kenyan surveyors today routinely use GPS to measure boundary distances without angles, making Heron's formula highly practical.</w:t>
+              <w:t xml:space="preserve">Learners observed a step-by-step derivation showing how Heron's formula A = √[s(s−a)(s−b)(s−c)] emerges algebraically from the cosine rule combined with the sine area formula. They also observed that the Nakuru surveyor's northern triangular sub-plot (sides 40 m, 55 m, 63 m) and the Kisumu carpenter's triangular panel (sides 7 cm, 9 cm, 11 cm) both lack height and angle data — making previously learned formulas insufficient without Heron's formula.</w:t>
             </w:r>
           </w:p>
         </w:tc>
@@ -1043,7 +1043,7 @@
                 <w:sz w:val="18"/>
                 <w:szCs w:val="18"/>
               </w:rPr>
-              <w:t xml:space="preserve">Heron's formula states: A = √[s(s−a)(s−b)(s−c)], where s = (a + b + c)/2 is the semi-perimeter. The two-step procedure is: (1) ALWAYS calculate s first; (2) substitute s, a, b, c into the square-root expression. Learners must understand that s is not the perimeter — it is exactly half the perimeter. Skipping or mis-calculating s is the single most common error. Heron's formula produces the exact area using only the three side lengths, with no angle measurement required. Pedagogical note: Require learners to write out the s calculation as a separate, labelled line before proceeding; do not allow mental calculation of s.</w:t>
+              <w:t xml:space="preserve">Learners learned that: (1) the semi-perimeter s = (a+b+c)/2 is the essential first step in Heron's formula; (2) Heron's formula calculates the exact area of any triangle given only its three side lengths; (3) Heron's formula and the sine formula are consistent — they yield the same area when both are applicable, which allows cross-checking; (4) real-world applications (e.g., calculating fertiliser bags for a Kericho maize farm) require rounding area-based answers UP to ensure sufficiency.</w:t>
             </w:r>
           </w:p>
         </w:tc>
@@ -1075,7 +1075,7 @@
                 <w:sz w:val="18"/>
                 <w:szCs w:val="18"/>
               </w:rPr>
-              <w:t xml:space="preserve">Heron's formula is algebraically equivalent to A = ½bh but expressed entirely in terms of side lengths. It is derived by combining the cosine rule (to find an angle) with the sine area formula, then simplifying — a derivation teachers may share as enrichment for high-attaining learners. The formula is especially powerful for surveyors who use measuring chains or GPS to record distances, since no angle instrument is needed. Connect to the driving question: a Nakuru surveyor who has walked and measured all three sides of a triangular sub-plot can now compute its area with confidence using Heron's formula.</w:t>
+              <w:t xml:space="preserve">Learners explained that the Nakuru land surveyor can now calculate the area of any triangular sub-plot of the shamba even when only fence-post distances (side lengths) are recorded and no angles or heights are available, by applying Heron's formula. They updated their cumulative shamba decomposition model to label the northern triangular sub-plot as a 'Heron's formula triangle,' and articulated in writing the specific condition that makes Heron's formula the appropriate tool: three side lengths known, no height or angle available.</w:t>
             </w:r>
           </w:p>
         </w:tc>
@@ -1160,7 +1160,7 @@
                 <w:sz w:val="18"/>
                 <w:szCs w:val="18"/>
               </w:rPr>
-              <w:t xml:space="preserve">Learners were given a pentagon-shaped shamba outline (five boundary pegs) and asked to count how many non-overlapping triangles can fill it exactly, using only straight lines connecting existing vertices (diagonals from one vertex). They observed that drawing diagonals from a single chosen vertex always produces exactly (n − 2) triangles, regardless of which vertex is chosen — for a pentagon, that is 3 triangles. Learners also observed that this works for convex polygons and were briefly shown that concave polygons require care.</w:t>
+              <w:t xml:space="preserve">Learners sorted 10 pre-cut polygon shapes (regular/irregular, convex/concave) onto a four-quadrant sorting mat and physically cut a paper irregular pentagon into triangles by drawing diagonals from a single vertex, counting 3 triangles. They repeated this with a hexagon, finding 4 triangles.</w:t>
             </w:r>
           </w:p>
         </w:tc>
@@ -1192,7 +1192,7 @@
                 <w:sz w:val="18"/>
                 <w:szCs w:val="18"/>
               </w:rPr>
-              <w:t xml:space="preserve">Any polygon with n sides can be decomposed into exactly (n − 2) non-overlapping triangles by drawing all diagonals from one vertex. This is the universal strategy for finding the area of any polygon: decompose → find each triangle's area using whichever formula is appropriate → sum all triangle areas. Key vocabulary consolidated: regular vs. irregular polygon, convex vs. concave, vertex, diagonal, interior angle. Learners also reviewed interior angle sums: (n − 2) × 180°. Pedagogical note: Have learners physically draw and shade each triangle in a different colour on their polygon sketches to make the decomposition visible before any calculation begins.</w:t>
+              <w:t xml:space="preserve">Any polygon with n sides can be decomposed into (n − 2) non-overlapping triangles by drawing diagonals from one vertex. For the five-sided shamba plot in Nakuru, this gives 3 triangles. The total area of the polygon equals the sum of the areas of these triangles, each calculated using either the sine area formula or Heron's formula depending on the available measurements.</w:t>
             </w:r>
           </w:p>
         </w:tc>
@@ -1224,7 +1224,7 @@
                 <w:sz w:val="18"/>
                 <w:szCs w:val="18"/>
               </w:rPr>
-              <w:t xml:space="preserve">The (n − 2) triangle rule is a direct consequence of the fact that each new diagonal from the chosen vertex 'uses up' one side of the remaining unfilled region, reducing the problem by one triangle at a time. Understanding this structure means a learner never needs to memorise separate formulas for hexagons, heptagons, and so on — decomposition into triangles is always available as a fallback strategy. Connect to the driving question: the Nakuru surveyor's irregularly shaped shamba, regardless of how many boundary pegs it has, can always be triangulated and each triangle solved independently.</w:t>
+              <w:t xml:space="preserve">The surveyor cannot use a single formula directly on the five-sided irregular shamba plot because it is not a standard shape. By classifying it as an irregular convex pentagon and decomposing it into 3 triangles (ABC, ACD, ADE), the surveyor can apply the triangle area tools from Lessons 1–4 to each triangle separately and add the results. This decomposition strategy works for ANY polygon, making it a universal tool for land area problems.</w:t>
             </w:r>
           </w:p>
         </w:tc>
@@ -1309,7 +1309,7 @@
                 <w:sz w:val="18"/>
                 <w:szCs w:val="18"/>
               </w:rPr>
-              <w:t xml:space="preserve">Learners examined a regular hexagonal plot (such as a model of a beehive farming enclosure) and observed that when the centre point is connected to every vertex, the polygon splits into n congruent isosceles triangles, each with a central angle of 360°/n and two sides equal to the circumradius. They measured the apothem (perpendicular distance from centre to a side) and confirmed it is the height of each central triangle, enabling direct use of A = ½ × base × height for each slice.</w:t>
+              <w:t xml:space="preserve">Learners constructed regular hexagons and pentagons, drew radii from the centre to each vertex, and observed that every regular polygon decomposes into n congruent isoceles triangles. They measured the apothem and central angle of each triangle, and recorded data in a structured table — noting that the central angle always equals 360°/n and that the apothem relates to the side length via apothem = (s/2) / tan(180°/n).</w:t>
             </w:r>
           </w:p>
         </w:tc>
@@ -1341,7 +1341,7 @@
                 <w:sz w:val="18"/>
                 <w:szCs w:val="18"/>
               </w:rPr>
-              <w:t xml:space="preserve">For a regular polygon with n sides of length s, the total area is given by A = (n × s²) / (4 × tan(180°/n)). This formula is derived by computing the area of one central triangle (A_triangle = ½ × s × apothem, where apothem = s / (2 tan(180°/n))) and multiplying by n. Learners must be able to both apply the consolidated formula and reconstruct it from the central-triangle decomposition. Knowing n and s is sufficient to calculate the area of any regular polygon. Pedagogical note: Insist learners verify their formula result by also computing n × (½ × s × apothem) to build formula-derivation confidence.</w:t>
+              <w:t xml:space="preserve">Learners derived the general formula for the area of any regular polygon: A = (n × s²) / (4 × tan(180°/n)), where n is the number of sides and s is the side length. They applied the formula to calculate the area of hexagonal floor tiles at Nairobi's Jamia Mosque (s = 20 cm), a pentagonal flower bed at the Nairobi Arboretum (s = 3.5 m), and a regular octagonal boda-boda waiting bay in Kisumu (s = 2 m).</w:t>
             </w:r>
           </w:p>
         </w:tc>
@@ -1373,7 +1373,7 @@
                 <w:sz w:val="18"/>
                 <w:szCs w:val="18"/>
               </w:rPr>
-              <w:t xml:space="preserve">The formula works because all n central triangles are congruent in a regular polygon, so multiplying one triangle's area by n gives the total. The tangent function appears because the apothem is the adjacent side of a right triangle formed by the apothem, half a side, and the line to a vertex, with the half-angle 180°/n at the centre. Regular polygon area is a special, efficient case; irregular polygons require the general decomposition strategy from Lesson 5. Connect to the driving question: if a surveyor in Nakuru ever encounters a perfectly regular plot (e.g., a planned settlement or a school garden), this single formula gives the answer immediately.</w:t>
+              <w:t xml:space="preserve">Learners explained that the regular polygon formula works because perfect symmetry allows every polygon to be split into identical central triangles, each with a calculable area using only the side length and the tangent of the half-central-angle. However, they also explained that this formula CANNOT be directly applied to the Nakuru surveyor's irregular shamba, because the shamba's sides are all unequal and its angles are not congruent — confirming the need for the irregular polygon decomposition strategy to be developed in Lesson 7.</w:t>
             </w:r>
           </w:p>
         </w:tc>
@@ -1458,7 +1458,7 @@
                 <w:sz w:val="18"/>
                 <w:szCs w:val="18"/>
               </w:rPr>
-              <w:t xml:space="preserve">Learners returned to the anchoring Nakuru shamba polygon from Lesson 1, now equipped with all three triangle area formulas. They drew diagonals from a single vertex to decompose the irregular polygon into (n − 2) triangles and identified, for each triangle, which measurements were available: some had a base and perpendicular height, some had two sides and an included angle, and some had only three side lengths. Learners observed that different triangles within the SAME polygon may require DIFFERENT area formulas.</w:t>
+              <w:t xml:space="preserve">We observed that the surveyor's five-sided shamba in Nakuru — and both the agricultural officer's quadrilateral plot near Eldoret and the pentagonal mural wall at the Nakuru school — could not be solved as a single shape using one formula. When we drew diagonals from one vertex, the irregular polygons broke apart into familiar triangles. We observed that different triangles within the same polygon sometimes required different formulae depending on which measurements were available.</w:t>
             </w:r>
           </w:p>
         </w:tc>
@@ -1490,7 +1490,7 @@
                 <w:sz w:val="18"/>
                 <w:szCs w:val="18"/>
               </w:rPr>
-              <w:t xml:space="preserve">To find the area of an irregular polygon: (1) decompose into (n − 2) triangles via diagonals from one vertex; (2) for each triangle, assess available data and select the appropriate formula — A = ½bh if perpendicular height is known, A = ½ab sinC if two sides and included angle are known, or Heron's formula if only three sides are known; (3) calculate each triangle area; (4) sum all triangle areas for the total polygon area. The ability to choose the correct formula based on available data is the core skill of this lesson. Pedagogical note: Use a decision-tree poster on the classroom wall that learners reference before each triangle calculation.</w:t>
+              <w:t xml:space="preserve">We learned that any irregular polygon can be decomposed into non-overlapping triangles by drawing diagonals from a single vertex. The number of triangles formed is always two fewer than the number of sides (n − 2). We learned to select the correct area formula for each triangle based on available data: ½ab sin C when two sides and the included angle are known, Heron's formula (A = √[s(s−a)(s−b)(s−c)]) when all three sides are known, and ½ × base × height when a perpendicular height is available. The total area of the irregular polygon equals the sum of all triangle areas.</w:t>
             </w:r>
           </w:p>
         </w:tc>
@@ -1522,7 +1522,7 @@
                 <w:sz w:val="18"/>
                 <w:szCs w:val="18"/>
               </w:rPr>
-              <w:t xml:space="preserve">The reason different formulas may apply within the same polygon is that the survey data collected in the field depends on the instrument used and the site conditions — sometimes a theodolite provides an angle, sometimes only a measuring tape provides distances. All three formulas are mathematically equivalent (they give the same area for the same triangle), but each requires different inputs. Fluency in formula selection is precisely the professional skill a Nakuru land surveyor must have. Connect to the driving question: learners can now handle any combination of measurements for any sub-triangle within the irregular shamba.</w:t>
+              <w:t xml:space="preserve">We explained that the land surveyor in Nakuru can calculate the exact area of the five-sided shamba by drawing two diagonals (AC and AD) from vertex A, decomposing the pentagon into triangles ABC, ACD, and ADE. For each triangle, the surveyor applies whichever formula matches the available field measurements. Summing the three triangle areas gives the total plot area in square metres. This decomposition strategy works for any irregular polygon, regardless of the number of sides, making it the universal tool in the surveyor's mathematical toolkit.</w:t>
             </w:r>
           </w:p>
         </w:tc>
@@ -1607,7 +1607,7 @@
                 <w:sz w:val="18"/>
                 <w:szCs w:val="18"/>
               </w:rPr>
-              <w:t xml:space="preserve">Learners reviewed their cumulative Driving Question Board entries from all seven prior lessons and observed how the toolkit of strategies had grown from a single formula (½bh) to five interconnected strategies. They applied the full toolkit to a final, complex Nakuru shamba problem — an irregular hexagonal plot with mixed available data — and compared their computed area to a 'surveyor's reference answer', observing close agreement and discussing sources of rounding error.</w:t>
+              <w:t xml:space="preserve">Students observed (across the unit) that the Nakuru surveyor could not apply the standard ½ × base × height formula to the irregularly shaped five-sided shamba because no perpendicular height was directly measurable from the given field data. They also observed that the plot could be physically decomposed into triangles and quadrilaterals by drawing internal diagonals, making the problem tractable.</w:t>
             </w:r>
           </w:p>
         </w:tc>
@@ -1639,7 +1639,7 @@
                 <w:sz w:val="18"/>
                 <w:szCs w:val="18"/>
               </w:rPr>
-              <w:t xml:space="preserve">A complete polygon area toolkit comprises five strategies: (1) A = ½bh when a perpendicular height is directly available; (2) A = ½ab sinC when two sides and the included angle are known; (3) Heron's formula A = √[s(s−a)(s−b)(s−c)] when only three side lengths are known; (4) A = (n × s²) / (4 × tan(180°/n)) for any regular polygon given n and s; (5) polygon decomposition into (n − 2) triangles for any irregular polygon, applying formulas (1)–(3) to each triangle and summing. Strategy selection depends entirely on the measurements available, not on the shape's appearance. Pedagogical note: The final lesson should function as a structured revision; allow learners to use their exercise books and formula sheets so the focus is on strategic thinking, not memorisation.</w:t>
+              <w:t xml:space="preserve">Students learned that any polygon area problem can be solved by selecting from a toolkit of five strategies: (1) ½bh when a perpendicular height is available; (2) A = ½ab sin C when two sides and an included angle are known; (3) Heron's formula A = √[s(s−a)(s−b)(s−c)] when all three sides of a triangle are known but no angle or height is given; (4) specific quadrilateral formulas for parallelograms, trapezoids, and kites; and (5) A = ns²/[4 tan(180°/n)] for regular polygons. Irregular polygons are solved by decomposing them into these known shapes and summing the component areas.</w:t>
             </w:r>
           </w:p>
         </w:tc>
@@ -1671,7 +1671,7 @@
                 <w:sz w:val="18"/>
                 <w:szCs w:val="18"/>
               </w:rPr>
-              <w:t xml:space="preserve">The power of the toolkit lies in its completeness: no matter what combination of side lengths, heights, and angles a Nakuru land surveyor can measure in the field, at least one formula will always apply. This directly and fully answers the driving question. Teachers should facilitate a whole-class 'driving question answer' moment — cold-call three to four learners to articulate the answer in their own words before writing the class consensus answer on the board. Emphasise that mathematics provides exact, reproducible results that protect land ownership rights, linking the subject to citizenship, economic justice, and the real lives of farming communities across Kenya.</w:t>
+              <w:t xml:space="preserve">Students can now explain that a land surveyor in Nakuru can calculate the exact area of any irregularly shaped farm plot by (a) identifying which measurements are available at each boundary triangle or quadrilateral after decomposing the plot with internal diagonals, (b) selecting the appropriate formula for each component shape based on those available measurements, (c) calculating each component area and summing them, and (d) converting units to hectares for practical land use. The surveyor does not need a perpendicular height for every triangle — the sine formula and Heron's formula eliminate that requirement entirely, making the complete measurement of any polygon possible with the toolkit developed in this unit.</w:t>
             </w:r>
           </w:p>
         </w:tc>
@@ -1795,7 +1795,7 @@
         </w:rPr>
         <w:t xml:space="preserve">© 2026 SeaVuria and ARES. This work is licensed under a </w:t>
       </w:r>
-      <w:hyperlink w:history="1" r:id="rId3dhj3g9maswrwpgb7xrla">
+      <w:hyperlink w:history="1" r:id="rIdew057gu2xwc-gsjufmzxx">
         <w:r>
           <w:rPr>
             <w:rFonts w:ascii="Arial" w:cs="Arial" w:eastAsia="Arial" w:hAnsi="Arial"/>
@@ -1815,7 +1815,7 @@
         </w:rPr>
         <w:t xml:space="preserve"> (</w:t>
       </w:r>
-      <w:hyperlink w:history="1" r:id="rIdetpnbpw7nglamykmoichg">
+      <w:hyperlink w:history="1" r:id="rIdsjo-htppk0b0c5t0sduyo">
         <w:r>
           <w:rPr>
             <w:rFonts w:ascii="Arial" w:cs="Arial" w:eastAsia="Arial" w:hAnsi="Arial"/>
@@ -1835,7 +1835,7 @@
         </w:rPr>
         <w:t xml:space="preserve">). To view a copy of this license, visit </w:t>
       </w:r>
-      <w:hyperlink w:history="1" r:id="rIdimzy-pavqj-jw-0gvpzae">
+      <w:hyperlink w:history="1" r:id="rId8nx5fo_dyzvbuzfgdemid">
         <w:r>
           <w:rPr>
             <w:rFonts w:ascii="Arial" w:cs="Arial" w:eastAsia="Arial" w:hAnsi="Arial"/>

--- a/data/outputs/v2/Maths/SS2.2_Area_of_Polygons/Mathematics_Area_of_Polygons_SummaryTable.docx
+++ b/data/outputs/v2/Maths/SS2.2_Area_of_Polygons/Mathematics_Area_of_Polygons_SummaryTable.docx
@@ -1795,7 +1795,7 @@
         </w:rPr>
         <w:t xml:space="preserve">© 2026 SeaVuria and ARES. This work is licensed under a </w:t>
       </w:r>
-      <w:hyperlink w:history="1" r:id="rIdew057gu2xwc-gsjufmzxx">
+      <w:hyperlink w:history="1" r:id="rIdrzb_3rfpstb0ovue9vdvc">
         <w:r>
           <w:rPr>
             <w:rFonts w:ascii="Arial" w:cs="Arial" w:eastAsia="Arial" w:hAnsi="Arial"/>
@@ -1815,7 +1815,7 @@
         </w:rPr>
         <w:t xml:space="preserve"> (</w:t>
       </w:r>
-      <w:hyperlink w:history="1" r:id="rIdsjo-htppk0b0c5t0sduyo">
+      <w:hyperlink w:history="1" r:id="rIdont81g3miylhtav2gqfg-">
         <w:r>
           <w:rPr>
             <w:rFonts w:ascii="Arial" w:cs="Arial" w:eastAsia="Arial" w:hAnsi="Arial"/>
@@ -1835,7 +1835,7 @@
         </w:rPr>
         <w:t xml:space="preserve">). To view a copy of this license, visit </w:t>
       </w:r>
-      <w:hyperlink w:history="1" r:id="rId8nx5fo_dyzvbuzfgdemid">
+      <w:hyperlink w:history="1" r:id="rIde5sxahf7xxjij_7pegyzx">
         <w:r>
           <w:rPr>
             <w:rFonts w:ascii="Arial" w:cs="Arial" w:eastAsia="Arial" w:hAnsi="Arial"/>

--- a/data/outputs/v2/Maths/SS2.2_Area_of_Polygons/Mathematics_Area_of_Polygons_SummaryTable.docx
+++ b/data/outputs/v2/Maths/SS2.2_Area_of_Polygons/Mathematics_Area_of_Polygons_SummaryTable.docx
@@ -1795,7 +1795,7 @@
         </w:rPr>
         <w:t xml:space="preserve">© 2026 SeaVuria and ARES. This work is licensed under a </w:t>
       </w:r>
-      <w:hyperlink w:history="1" r:id="rIdrzb_3rfpstb0ovue9vdvc">
+      <w:hyperlink w:history="1" r:id="rIdiczqw0uof31dpcx4_4eq9">
         <w:r>
           <w:rPr>
             <w:rFonts w:ascii="Arial" w:cs="Arial" w:eastAsia="Arial" w:hAnsi="Arial"/>
@@ -1815,7 +1815,7 @@
         </w:rPr>
         <w:t xml:space="preserve"> (</w:t>
       </w:r>
-      <w:hyperlink w:history="1" r:id="rIdont81g3miylhtav2gqfg-">
+      <w:hyperlink w:history="1" r:id="rIdp16pfaj02g6skalveyd3d">
         <w:r>
           <w:rPr>
             <w:rFonts w:ascii="Arial" w:cs="Arial" w:eastAsia="Arial" w:hAnsi="Arial"/>
@@ -1835,7 +1835,7 @@
         </w:rPr>
         <w:t xml:space="preserve">). To view a copy of this license, visit </w:t>
       </w:r>
-      <w:hyperlink w:history="1" r:id="rIde5sxahf7xxjij_7pegyzx">
+      <w:hyperlink w:history="1" r:id="rIdq2kxlkjodwq7cax5doxnu">
         <w:r>
           <w:rPr>
             <w:rFonts w:ascii="Arial" w:cs="Arial" w:eastAsia="Arial" w:hAnsi="Arial"/>

--- a/data/outputs/v2/Maths/SS2.2_Area_of_Polygons/Mathematics_Area_of_Polygons_SummaryTable.docx
+++ b/data/outputs/v2/Maths/SS2.2_Area_of_Polygons/Mathematics_Area_of_Polygons_SummaryTable.docx
@@ -777,7 +777,7 @@
                 <w:sz w:val="18"/>
                 <w:szCs w:val="18"/>
               </w:rPr>
-              <w:t xml:space="preserve">Learners explained that the Nakuru surveyor can now calculate the area of any triangular section of the five-sided shamba where two side lengths and the included angle are recorded in her field notes, even if she could not physically measure the height due to the stream. They explained why the assistant in Problem 2 was wrong — longer sides do not guarantee a larger area if the included angle is small. They updated their cumulative shamba model by shading and labelling Triangle ABC (area ≈ 5 290 m²) and articulated that the sine formula is the first of multiple tools needed to decompose and solve the entire irregular polygon.</w:t>
+              <w:t xml:space="preserve">Learners explained that the Nakuru surveyor can now calculate the area of any triangular section of the five-sided shamba where two side lengths and the included angle are recorded in her field notes, even if she could not physically measure the height due to the stream. They explained why the assistant in Problem 2 was wrong — longer sides do not guarantee a larger area if the included angle is small. They updated their cumulative shamba model by shading and labelling Triangle ABC (area ≈ 5 285 m²) and articulated that the sine formula is the first of multiple tools needed to decompose and solve the entire irregular polygon.</w:t>
             </w:r>
           </w:p>
         </w:tc>
@@ -1795,7 +1795,7 @@
         </w:rPr>
         <w:t xml:space="preserve">© 2026 SeaVuria and ARES. This work is licensed under a </w:t>
       </w:r>
-      <w:hyperlink w:history="1" r:id="rIdiczqw0uof31dpcx4_4eq9">
+      <w:hyperlink w:history="1" r:id="rIdq9ij_fv4n-xecdcnw8fqv">
         <w:r>
           <w:rPr>
             <w:rFonts w:ascii="Arial" w:cs="Arial" w:eastAsia="Arial" w:hAnsi="Arial"/>
@@ -1815,7 +1815,7 @@
         </w:rPr>
         <w:t xml:space="preserve"> (</w:t>
       </w:r>
-      <w:hyperlink w:history="1" r:id="rIdp16pfaj02g6skalveyd3d">
+      <w:hyperlink w:history="1" r:id="rId4ikhxqq2hja2iqau-vitt">
         <w:r>
           <w:rPr>
             <w:rFonts w:ascii="Arial" w:cs="Arial" w:eastAsia="Arial" w:hAnsi="Arial"/>
@@ -1835,7 +1835,7 @@
         </w:rPr>
         <w:t xml:space="preserve">). To view a copy of this license, visit </w:t>
       </w:r>
-      <w:hyperlink w:history="1" r:id="rIdq2kxlkjodwq7cax5doxnu">
+      <w:hyperlink w:history="1" r:id="rIdbzk2mbduyvc0toj0atb6w">
         <w:r>
           <w:rPr>
             <w:rFonts w:ascii="Arial" w:cs="Arial" w:eastAsia="Arial" w:hAnsi="Arial"/>

--- a/data/outputs/v2/Maths/SS2.2_Area_of_Polygons/Mathematics_Area_of_Polygons_SummaryTable.docx
+++ b/data/outputs/v2/Maths/SS2.2_Area_of_Polygons/Mathematics_Area_of_Polygons_SummaryTable.docx
@@ -1795,7 +1795,7 @@
         </w:rPr>
         <w:t xml:space="preserve">© 2026 SeaVuria and ARES. This work is licensed under a </w:t>
       </w:r>
-      <w:hyperlink w:history="1" r:id="rIdq9ij_fv4n-xecdcnw8fqv">
+      <w:hyperlink w:history="1" r:id="rId4einjhkhlb-ciucg2ovq4">
         <w:r>
           <w:rPr>
             <w:rFonts w:ascii="Arial" w:cs="Arial" w:eastAsia="Arial" w:hAnsi="Arial"/>
@@ -1815,7 +1815,7 @@
         </w:rPr>
         <w:t xml:space="preserve"> (</w:t>
       </w:r>
-      <w:hyperlink w:history="1" r:id="rId4ikhxqq2hja2iqau-vitt">
+      <w:hyperlink w:history="1" r:id="rIdswzlyy1xhm5my942eufes">
         <w:r>
           <w:rPr>
             <w:rFonts w:ascii="Arial" w:cs="Arial" w:eastAsia="Arial" w:hAnsi="Arial"/>
@@ -1835,7 +1835,7 @@
         </w:rPr>
         <w:t xml:space="preserve">). To view a copy of this license, visit </w:t>
       </w:r>
-      <w:hyperlink w:history="1" r:id="rIdbzk2mbduyvc0toj0atb6w">
+      <w:hyperlink w:history="1" r:id="rIdn9ac8t1rmwlfyracbgcha">
         <w:r>
           <w:rPr>
             <w:rFonts w:ascii="Arial" w:cs="Arial" w:eastAsia="Arial" w:hAnsi="Arial"/>

--- a/data/outputs/v2/Maths/SS2.2_Area_of_Polygons/Mathematics_Area_of_Polygons_SummaryTable.docx
+++ b/data/outputs/v2/Maths/SS2.2_Area_of_Polygons/Mathematics_Area_of_Polygons_SummaryTable.docx
@@ -4,6 +4,7 @@
   <w:body>
     <w:p>
       <w:pPr>
+        <w:keepNext w:val="false"/>
         <w:spacing w:after="30" w:before="0"/>
         <w:jc w:val="center"/>
       </w:pPr>
@@ -23,6 +24,7 @@
     </w:p>
     <w:p>
       <w:pPr>
+        <w:keepNext w:val="false"/>
         <w:spacing w:after="60" w:before="0"/>
         <w:jc w:val="center"/>
       </w:pPr>
@@ -81,6 +83,7 @@
           </w:tcPr>
           <w:p>
             <w:pPr>
+              <w:keepNext w:val="false"/>
               <w:spacing w:after="40" w:before="0"/>
               <w:jc w:val="center"/>
             </w:pPr>
@@ -115,6 +118,7 @@
           </w:tcPr>
           <w:p>
             <w:pPr>
+              <w:keepNext w:val="false"/>
               <w:spacing w:after="40" w:before="0"/>
               <w:jc w:val="left"/>
             </w:pPr>
@@ -147,6 +151,7 @@
           </w:tcPr>
           <w:p>
             <w:pPr>
+              <w:keepNext w:val="false"/>
               <w:spacing w:after="40" w:before="0"/>
               <w:jc w:val="left"/>
             </w:pPr>
@@ -181,6 +186,7 @@
           </w:tcPr>
           <w:p>
             <w:pPr>
+              <w:keepNext w:val="false"/>
               <w:spacing w:after="40" w:before="0"/>
               <w:jc w:val="left"/>
             </w:pPr>
@@ -213,6 +219,7 @@
           </w:tcPr>
           <w:p>
             <w:pPr>
+              <w:keepNext w:val="false"/>
               <w:spacing w:after="40" w:before="0"/>
               <w:jc w:val="left"/>
             </w:pPr>
@@ -273,6 +280,7 @@
           </w:tcPr>
           <w:p>
             <w:pPr>
+              <w:keepNext w:val="false"/>
               <w:spacing w:after="40" w:before="0"/>
               <w:jc w:val="center"/>
             </w:pPr>
@@ -307,6 +315,7 @@
           </w:tcPr>
           <w:p>
             <w:pPr>
+              <w:keepNext w:val="false"/>
               <w:spacing w:after="40" w:before="0"/>
               <w:jc w:val="left"/>
             </w:pPr>
@@ -369,6 +378,7 @@
           </w:tcPr>
           <w:p>
             <w:pPr>
+              <w:keepNext w:val="false"/>
               <w:spacing w:after="40" w:before="0"/>
               <w:jc w:val="left"/>
             </w:pPr>
@@ -401,6 +411,7 @@
           </w:tcPr>
           <w:p>
             <w:pPr>
+              <w:keepNext w:val="false"/>
               <w:spacing w:after="40" w:before="0"/>
               <w:jc w:val="left"/>
             </w:pPr>
@@ -433,6 +444,7 @@
           </w:tcPr>
           <w:p>
             <w:pPr>
+              <w:keepNext w:val="false"/>
               <w:spacing w:after="40" w:before="0"/>
               <w:jc w:val="left"/>
             </w:pPr>
@@ -465,6 +477,7 @@
           </w:tcPr>
           <w:p>
             <w:pPr>
+              <w:keepNext w:val="false"/>
               <w:spacing w:after="40" w:before="0"/>
               <w:jc w:val="left"/>
             </w:pPr>
@@ -499,6 +512,7 @@
           </w:tcPr>
           <w:p>
             <w:pPr>
+              <w:keepNext w:val="false"/>
               <w:spacing w:after="40" w:before="0"/>
               <w:jc w:val="left"/>
             </w:pPr>
@@ -518,6 +532,7 @@
           </w:p>
           <w:p>
             <w:pPr>
+              <w:keepNext w:val="false"/>
               <w:spacing w:after="40" w:before="0"/>
               <w:jc w:val="left"/>
             </w:pPr>
@@ -550,6 +565,7 @@
           </w:tcPr>
           <w:p>
             <w:pPr>
+              <w:keepNext w:val="false"/>
               <w:spacing w:after="40" w:before="0"/>
               <w:jc w:val="left"/>
             </w:pPr>
@@ -582,6 +598,7 @@
           </w:tcPr>
           <w:p>
             <w:pPr>
+              <w:keepNext w:val="false"/>
               <w:spacing w:after="40" w:before="0"/>
               <w:jc w:val="left"/>
             </w:pPr>
@@ -614,6 +631,7 @@
           </w:tcPr>
           <w:p>
             <w:pPr>
+              <w:keepNext w:val="false"/>
               <w:spacing w:after="40" w:before="0"/>
               <w:jc w:val="left"/>
             </w:pPr>
@@ -648,6 +666,7 @@
           </w:tcPr>
           <w:p>
             <w:pPr>
+              <w:keepNext w:val="false"/>
               <w:spacing w:after="40" w:before="0"/>
               <w:jc w:val="left"/>
             </w:pPr>
@@ -667,6 +686,7 @@
           </w:p>
           <w:p>
             <w:pPr>
+              <w:keepNext w:val="false"/>
               <w:spacing w:after="40" w:before="0"/>
               <w:jc w:val="left"/>
             </w:pPr>
@@ -699,6 +719,7 @@
           </w:tcPr>
           <w:p>
             <w:pPr>
+              <w:keepNext w:val="false"/>
               <w:spacing w:after="40" w:before="0"/>
               <w:jc w:val="left"/>
             </w:pPr>
@@ -731,6 +752,7 @@
           </w:tcPr>
           <w:p>
             <w:pPr>
+              <w:keepNext w:val="false"/>
               <w:spacing w:after="40" w:before="0"/>
               <w:jc w:val="left"/>
             </w:pPr>
@@ -763,6 +785,7 @@
           </w:tcPr>
           <w:p>
             <w:pPr>
+              <w:keepNext w:val="false"/>
               <w:spacing w:after="40" w:before="0"/>
               <w:jc w:val="left"/>
             </w:pPr>
@@ -797,6 +820,7 @@
           </w:tcPr>
           <w:p>
             <w:pPr>
+              <w:keepNext w:val="false"/>
               <w:spacing w:after="40" w:before="0"/>
               <w:jc w:val="left"/>
             </w:pPr>
@@ -816,6 +840,7 @@
           </w:p>
           <w:p>
             <w:pPr>
+              <w:keepNext w:val="false"/>
               <w:spacing w:after="40" w:before="0"/>
               <w:jc w:val="left"/>
             </w:pPr>
@@ -848,6 +873,7 @@
           </w:tcPr>
           <w:p>
             <w:pPr>
+              <w:keepNext w:val="false"/>
               <w:spacing w:after="40" w:before="0"/>
               <w:jc w:val="left"/>
             </w:pPr>
@@ -880,6 +906,7 @@
           </w:tcPr>
           <w:p>
             <w:pPr>
+              <w:keepNext w:val="false"/>
               <w:spacing w:after="40" w:before="0"/>
               <w:jc w:val="left"/>
             </w:pPr>
@@ -912,6 +939,7 @@
           </w:tcPr>
           <w:p>
             <w:pPr>
+              <w:keepNext w:val="false"/>
               <w:spacing w:after="40" w:before="0"/>
               <w:jc w:val="left"/>
             </w:pPr>
@@ -946,6 +974,7 @@
           </w:tcPr>
           <w:p>
             <w:pPr>
+              <w:keepNext w:val="false"/>
               <w:spacing w:after="40" w:before="0"/>
               <w:jc w:val="left"/>
             </w:pPr>
@@ -965,6 +994,7 @@
           </w:p>
           <w:p>
             <w:pPr>
+              <w:keepNext w:val="false"/>
               <w:spacing w:after="40" w:before="0"/>
               <w:jc w:val="left"/>
             </w:pPr>
@@ -997,6 +1027,7 @@
           </w:tcPr>
           <w:p>
             <w:pPr>
+              <w:keepNext w:val="false"/>
               <w:spacing w:after="40" w:before="0"/>
               <w:jc w:val="left"/>
             </w:pPr>
@@ -1029,6 +1060,7 @@
           </w:tcPr>
           <w:p>
             <w:pPr>
+              <w:keepNext w:val="false"/>
               <w:spacing w:after="40" w:before="0"/>
               <w:jc w:val="left"/>
             </w:pPr>
@@ -1061,6 +1093,7 @@
           </w:tcPr>
           <w:p>
             <w:pPr>
+              <w:keepNext w:val="false"/>
               <w:spacing w:after="40" w:before="0"/>
               <w:jc w:val="left"/>
             </w:pPr>
@@ -1095,6 +1128,7 @@
           </w:tcPr>
           <w:p>
             <w:pPr>
+              <w:keepNext w:val="false"/>
               <w:spacing w:after="40" w:before="0"/>
               <w:jc w:val="left"/>
             </w:pPr>
@@ -1114,6 +1148,7 @@
           </w:p>
           <w:p>
             <w:pPr>
+              <w:keepNext w:val="false"/>
               <w:spacing w:after="40" w:before="0"/>
               <w:jc w:val="left"/>
             </w:pPr>
@@ -1146,6 +1181,7 @@
           </w:tcPr>
           <w:p>
             <w:pPr>
+              <w:keepNext w:val="false"/>
               <w:spacing w:after="40" w:before="0"/>
               <w:jc w:val="left"/>
             </w:pPr>
@@ -1178,6 +1214,7 @@
           </w:tcPr>
           <w:p>
             <w:pPr>
+              <w:keepNext w:val="false"/>
               <w:spacing w:after="40" w:before="0"/>
               <w:jc w:val="left"/>
             </w:pPr>
@@ -1210,6 +1247,7 @@
           </w:tcPr>
           <w:p>
             <w:pPr>
+              <w:keepNext w:val="false"/>
               <w:spacing w:after="40" w:before="0"/>
               <w:jc w:val="left"/>
             </w:pPr>
@@ -1244,6 +1282,7 @@
           </w:tcPr>
           <w:p>
             <w:pPr>
+              <w:keepNext w:val="false"/>
               <w:spacing w:after="40" w:before="0"/>
               <w:jc w:val="left"/>
             </w:pPr>
@@ -1263,6 +1302,7 @@
           </w:p>
           <w:p>
             <w:pPr>
+              <w:keepNext w:val="false"/>
               <w:spacing w:after="40" w:before="0"/>
               <w:jc w:val="left"/>
             </w:pPr>
@@ -1295,6 +1335,7 @@
           </w:tcPr>
           <w:p>
             <w:pPr>
+              <w:keepNext w:val="false"/>
               <w:spacing w:after="40" w:before="0"/>
               <w:jc w:val="left"/>
             </w:pPr>
@@ -1327,6 +1368,7 @@
           </w:tcPr>
           <w:p>
             <w:pPr>
+              <w:keepNext w:val="false"/>
               <w:spacing w:after="40" w:before="0"/>
               <w:jc w:val="left"/>
             </w:pPr>
@@ -1359,6 +1401,7 @@
           </w:tcPr>
           <w:p>
             <w:pPr>
+              <w:keepNext w:val="false"/>
               <w:spacing w:after="40" w:before="0"/>
               <w:jc w:val="left"/>
             </w:pPr>
@@ -1393,6 +1436,7 @@
           </w:tcPr>
           <w:p>
             <w:pPr>
+              <w:keepNext w:val="false"/>
               <w:spacing w:after="40" w:before="0"/>
               <w:jc w:val="left"/>
             </w:pPr>
@@ -1412,6 +1456,7 @@
           </w:p>
           <w:p>
             <w:pPr>
+              <w:keepNext w:val="false"/>
               <w:spacing w:after="40" w:before="0"/>
               <w:jc w:val="left"/>
             </w:pPr>
@@ -1444,6 +1489,7 @@
           </w:tcPr>
           <w:p>
             <w:pPr>
+              <w:keepNext w:val="false"/>
               <w:spacing w:after="40" w:before="0"/>
               <w:jc w:val="left"/>
             </w:pPr>
@@ -1476,6 +1522,7 @@
           </w:tcPr>
           <w:p>
             <w:pPr>
+              <w:keepNext w:val="false"/>
               <w:spacing w:after="40" w:before="0"/>
               <w:jc w:val="left"/>
             </w:pPr>
@@ -1508,6 +1555,7 @@
           </w:tcPr>
           <w:p>
             <w:pPr>
+              <w:keepNext w:val="false"/>
               <w:spacing w:after="40" w:before="0"/>
               <w:jc w:val="left"/>
             </w:pPr>
@@ -1542,6 +1590,7 @@
           </w:tcPr>
           <w:p>
             <w:pPr>
+              <w:keepNext w:val="false"/>
               <w:spacing w:after="40" w:before="0"/>
               <w:jc w:val="left"/>
             </w:pPr>
@@ -1561,6 +1610,7 @@
           </w:p>
           <w:p>
             <w:pPr>
+              <w:keepNext w:val="false"/>
               <w:spacing w:after="40" w:before="0"/>
               <w:jc w:val="left"/>
             </w:pPr>
@@ -1593,6 +1643,7 @@
           </w:tcPr>
           <w:p>
             <w:pPr>
+              <w:keepNext w:val="false"/>
               <w:spacing w:after="40" w:before="0"/>
               <w:jc w:val="left"/>
             </w:pPr>
@@ -1625,6 +1676,7 @@
           </w:tcPr>
           <w:p>
             <w:pPr>
+              <w:keepNext w:val="false"/>
               <w:spacing w:after="40" w:before="0"/>
               <w:jc w:val="left"/>
             </w:pPr>
@@ -1657,6 +1709,7 @@
           </w:tcPr>
           <w:p>
             <w:pPr>
+              <w:keepNext w:val="false"/>
               <w:spacing w:after="40" w:before="0"/>
               <w:jc w:val="left"/>
             </w:pPr>
@@ -1795,7 +1848,7 @@
         </w:rPr>
         <w:t xml:space="preserve">© 2026 SeaVuria and ARES. This work is licensed under a </w:t>
       </w:r>
-      <w:hyperlink w:history="1" r:id="rId4einjhkhlb-ciucg2ovq4">
+      <w:hyperlink w:history="1" r:id="rIdcvqheh3fd6rreqiuaoxr8">
         <w:r>
           <w:rPr>
             <w:rFonts w:ascii="Arial" w:cs="Arial" w:eastAsia="Arial" w:hAnsi="Arial"/>
@@ -1815,7 +1868,7 @@
         </w:rPr>
         <w:t xml:space="preserve"> (</w:t>
       </w:r>
-      <w:hyperlink w:history="1" r:id="rIdswzlyy1xhm5my942eufes">
+      <w:hyperlink w:history="1" r:id="rIdqd8lsruurnju7yuosh9kh">
         <w:r>
           <w:rPr>
             <w:rFonts w:ascii="Arial" w:cs="Arial" w:eastAsia="Arial" w:hAnsi="Arial"/>
@@ -1835,7 +1888,7 @@
         </w:rPr>
         <w:t xml:space="preserve">). To view a copy of this license, visit </w:t>
       </w:r>
-      <w:hyperlink w:history="1" r:id="rIdn9ac8t1rmwlfyracbgcha">
+      <w:hyperlink w:history="1" r:id="rIdwirktl4iqqa2mnlvol0ur">
         <w:r>
           <w:rPr>
             <w:rFonts w:ascii="Arial" w:cs="Arial" w:eastAsia="Arial" w:hAnsi="Arial"/>

--- a/data/outputs/v2/Maths/SS2.2_Area_of_Polygons/Mathematics_Area_of_Polygons_SummaryTable.docx
+++ b/data/outputs/v2/Maths/SS2.2_Area_of_Polygons/Mathematics_Area_of_Polygons_SummaryTable.docx
@@ -1848,7 +1848,7 @@
         </w:rPr>
         <w:t xml:space="preserve">© 2026 SeaVuria and ARES. This work is licensed under a </w:t>
       </w:r>
-      <w:hyperlink w:history="1" r:id="rIdcvqheh3fd6rreqiuaoxr8">
+      <w:hyperlink w:history="1" r:id="rIdab04lgski0j5kn6onzon-">
         <w:r>
           <w:rPr>
             <w:rFonts w:ascii="Arial" w:cs="Arial" w:eastAsia="Arial" w:hAnsi="Arial"/>
@@ -1868,7 +1868,7 @@
         </w:rPr>
         <w:t xml:space="preserve"> (</w:t>
       </w:r>
-      <w:hyperlink w:history="1" r:id="rIdqd8lsruurnju7yuosh9kh">
+      <w:hyperlink w:history="1" r:id="rIdvkt4be48oa0vayotsne3t">
         <w:r>
           <w:rPr>
             <w:rFonts w:ascii="Arial" w:cs="Arial" w:eastAsia="Arial" w:hAnsi="Arial"/>
@@ -1888,7 +1888,7 @@
         </w:rPr>
         <w:t xml:space="preserve">). To view a copy of this license, visit </w:t>
       </w:r>
-      <w:hyperlink w:history="1" r:id="rIdwirktl4iqqa2mnlvol0ur">
+      <w:hyperlink w:history="1" r:id="rIdqalcvbkdz3dcn0wykwwc0">
         <w:r>
           <w:rPr>
             <w:rFonts w:ascii="Arial" w:cs="Arial" w:eastAsia="Arial" w:hAnsi="Arial"/>
